--- a/HHCD OHBP 80 Port软件SOP文档.docx
+++ b/HHCD OHBP 80 Port软件SOP文档.docx
@@ -8,7 +8,7 @@
         <w:bidi w:val="0"/>
         <w:jc w:val="center"/>
         <w:rPr>
-          <w:rFonts w:hint="default"/>
+          <w:rFonts w:hint="eastAsia"/>
           <w:lang w:val="en-US" w:eastAsia="zh-CN"/>
         </w:rPr>
       </w:pPr>
@@ -22,11 +22,7 @@
     </w:p>
     <w:p>
       <w:pPr>
-        <w:pStyle w:val="3"/>
-        <w:numPr>
-          <w:ilvl w:val="0"/>
-          <w:numId w:val="1"/>
-        </w:numPr>
+        <w:pStyle w:val="4"/>
         <w:bidi w:val="0"/>
         <w:rPr>
           <w:rFonts w:hint="eastAsia"/>
@@ -38,14 +34,16 @@
           <w:rFonts w:hint="eastAsia"/>
           <w:lang w:val="en-US" w:eastAsia="zh-CN"/>
         </w:rPr>
-        <w:t>Homepage界面</w:t>
+        <w:t>概述：</w:t>
       </w:r>
     </w:p>
     <w:p>
       <w:pPr>
         <w:numPr>
+          <w:ilvl w:val="0"/>
           <w:numId w:val="0"/>
         </w:numPr>
+        <w:ind w:firstLine="420" w:firstLineChars="0"/>
         <w:rPr>
           <w:rFonts w:hint="default"/>
           <w:lang w:val="en-US" w:eastAsia="zh-CN"/>
@@ -56,7 +54,28 @@
           <w:rFonts w:hint="eastAsia"/>
           <w:lang w:val="en-US" w:eastAsia="zh-CN"/>
         </w:rPr>
-        <w:t>概述：</w:t>
+        <w:t>用于实时监控80台OHBP设备的温度、湿度、氧气浓度、吹扫流量和压力等属性。拥有软件运行日志、设备通讯记录日志、警报日志来提升监控平台的可可靠性，日志保留6个月的记录。</w:t>
+      </w:r>
+    </w:p>
+    <w:p>
+      <w:pPr>
+        <w:pStyle w:val="3"/>
+        <w:numPr>
+          <w:ilvl w:val="0"/>
+          <w:numId w:val="1"/>
+        </w:numPr>
+        <w:bidi w:val="0"/>
+        <w:rPr>
+          <w:rFonts w:hint="default"/>
+          <w:lang w:val="en-US" w:eastAsia="zh-CN"/>
+        </w:rPr>
+      </w:pPr>
+      <w:r>
+        <w:rPr>
+          <w:rFonts w:hint="eastAsia"/>
+          <w:lang w:val="en-US" w:eastAsia="zh-CN"/>
+        </w:rPr>
+        <w:t>Homepage界面</w:t>
       </w:r>
       <w:bookmarkStart w:id="0" w:name="_GoBack"/>
       <w:bookmarkEnd w:id="0"/>
@@ -109,7 +128,7 @@
     <w:lsdException w:qFormat="1" w:unhideWhenUsed="0" w:uiPriority="0" w:semiHidden="0" w:name="heading 1"/>
     <w:lsdException w:qFormat="1" w:uiPriority="0" w:semiHidden="0" w:name="heading 2"/>
     <w:lsdException w:qFormat="1" w:uiPriority="0" w:name="heading 3"/>
-    <w:lsdException w:qFormat="1" w:uiPriority="0" w:name="heading 4"/>
+    <w:lsdException w:qFormat="1" w:uiPriority="0" w:semiHidden="0" w:name="heading 4"/>
     <w:lsdException w:qFormat="1" w:uiPriority="0" w:name="heading 5"/>
     <w:lsdException w:qFormat="1" w:uiPriority="0" w:name="heading 6"/>
     <w:lsdException w:qFormat="1" w:uiPriority="0" w:name="heading 7"/>
@@ -170,7 +189,7 @@
     <w:lsdException w:qFormat="1" w:unhideWhenUsed="0" w:uiPriority="0" w:semiHidden="0" w:name="Title"/>
     <w:lsdException w:unhideWhenUsed="0" w:uiPriority="0" w:semiHidden="0" w:name="Closing"/>
     <w:lsdException w:unhideWhenUsed="0" w:uiPriority="0" w:semiHidden="0" w:name="Signature"/>
-    <w:lsdException w:unhideWhenUsed="0" w:uiPriority="0" w:name="Default Paragraph Font"/>
+    <w:lsdException w:unhideWhenUsed="0" w:uiPriority="0" w:semiHidden="0" w:name="Default Paragraph Font"/>
     <w:lsdException w:unhideWhenUsed="0" w:uiPriority="0" w:semiHidden="0" w:name="Body Text"/>
     <w:lsdException w:unhideWhenUsed="0" w:uiPriority="0" w:semiHidden="0" w:name="Body Text Indent"/>
     <w:lsdException w:unhideWhenUsed="0" w:uiPriority="0" w:semiHidden="0" w:name="List Continue"/>
@@ -407,12 +426,30 @@
       <w:sz w:val="32"/>
     </w:rPr>
   </w:style>
-  <w:style w:type="character" w:default="1" w:styleId="5">
+  <w:style w:type="paragraph" w:styleId="4">
+    <w:name w:val="heading 4"/>
+    <w:basedOn w:val="1"/>
+    <w:next w:val="1"/>
+    <w:unhideWhenUsed/>
+    <w:qFormat/>
+    <w:uiPriority w:val="0"/>
+    <w:pPr>
+      <w:keepNext/>
+      <w:keepLines/>
+      <w:spacing w:before="280" w:beforeLines="0" w:beforeAutospacing="0" w:after="290" w:afterLines="0" w:afterAutospacing="0" w:line="372" w:lineRule="auto"/>
+      <w:outlineLvl w:val="3"/>
+    </w:pPr>
+    <w:rPr>
+      <w:rFonts w:ascii="Arial" w:hAnsi="Arial" w:eastAsia="黑体"/>
+      <w:b/>
+      <w:sz w:val="28"/>
+    </w:rPr>
+  </w:style>
+  <w:style w:type="character" w:default="1" w:styleId="6">
     <w:name w:val="Default Paragraph Font"/>
-    <w:semiHidden/>
     <w:uiPriority w:val="0"/>
   </w:style>
-  <w:style w:type="table" w:default="1" w:styleId="4">
+  <w:style w:type="table" w:default="1" w:styleId="5">
     <w:name w:val="Normal Table"/>
     <w:semiHidden/>
     <w:uiPriority w:val="0"/>
